--- a/assets/downloads/simulation-13/presimulation-activity-3-palpation-and-anatomy.docx
+++ b/assets/downloads/simulation-13/presimulation-activity-3-palpation-and-anatomy.docx
@@ -1,10 +1,36 @@
 
 <file path=word/document.xml><?xml version="1.0" encoding="utf-8"?>
-<w:document xmlns:wpc="http://schemas.microsoft.com/office/word/2010/wordprocessingCanvas" xmlns:cx="http://schemas.microsoft.com/office/drawing/2014/chartex" xmlns:cx1="http://schemas.microsoft.com/office/drawing/2015/9/8/chartex" xmlns:cx2="http://schemas.microsoft.com/office/drawing/2015/10/21/chartex" xmlns:cx3="http://schemas.microsoft.com/office/drawing/2016/5/9/chartex" xmlns:cx4="http://schemas.microsoft.com/office/drawing/2016/5/10/chartex" xmlns:cx5="http://schemas.microsoft.com/office/drawing/2016/5/11/chartex" xmlns:cx6="http://schemas.microsoft.com/office/drawing/2016/5/12/chartex" xmlns:cx7="http://schemas.microsoft.com/office/drawing/2016/5/13/chartex" xmlns:cx8="http://schemas.microsoft.com/office/drawing/2016/5/14/chartex" xmlns:mc="http://schemas.openxmlformats.org/markup-compatibility/2006" xmlns:aink="http://schemas.microsoft.com/office/drawing/2016/ink" xmlns:am3d="http://schemas.microsoft.com/office/drawing/2017/model3d" xmlns:o="urn:schemas-microsoft-com:office:office" xmlns:oel="http://schemas.microsoft.com/office/2019/extlst" xmlns:r="http://schemas.openxmlformats.org/officeDocument/2006/relationships" xmlns:m="http://schemas.openxmlformats.org/officeDocument/2006/math" xmlns:v="urn:schemas-microsoft-com:vml" xmlns:wp14="http://schemas.microsoft.com/office/word/2010/wordprocessingDrawing" xmlns:wp="http://schemas.openxmlformats.org/drawingml/2006/wordprocessingDrawing" xmlns:w10="urn:schemas-microsoft-com:office:word" xmlns:w="http://schemas.openxmlformats.org/wordprocessingml/2006/main" xmlns:w14="http://schemas.microsoft.com/office/word/2010/wordml" xmlns:w15="http://schemas.microsoft.com/office/word/2012/wordml" xmlns:w16cex="http://schemas.microsoft.com/office/word/2018/wordml/cex" xmlns:w16cid="http://schemas.microsoft.com/office/word/2016/wordml/cid" xmlns:w16="http://schemas.microsoft.com/office/word/2018/wordml" xmlns:w16du="http://schemas.microsoft.com/office/word/2023/wordml/word16du" xmlns:w16sdtdh="http://schemas.microsoft.com/office/word/2020/wordml/sdtdatahash" xmlns:w16sdtfl="http://schemas.microsoft.com/office/word/2024/wordml/sdtformatlock" xmlns:w16se="http://schemas.microsoft.com/office/word/2015/wordml/symex" xmlns:wpg="http://schemas.microsoft.com/office/word/2010/wordprocessingGroup" xmlns:wpi="http://schemas.microsoft.com/office/word/2010/wordprocessingInk" xmlns:wne="http://schemas.microsoft.com/office/word/2006/wordml" xmlns:wps="http://schemas.microsoft.com/office/word/2010/wordprocessingShape" mc:Ignorable="w14 w15 w16se w16cid w16 w16cex w16sdtdh w16sdtfl w16du wp14">
+<w:document xmlns:wpc="http://schemas.microsoft.com/office/word/2010/wordprocessingCanvas" xmlns:cx="http://schemas.microsoft.com/office/drawing/2014/chartex" xmlns:cx1="http://schemas.microsoft.com/office/drawing/2015/9/8/chartex" xmlns:cx2="http://schemas.microsoft.com/office/drawing/2015/10/21/chartex" xmlns:cx3="http://schemas.microsoft.com/office/drawing/2016/5/9/chartex" xmlns:cx4="http://schemas.microsoft.com/office/drawing/2016/5/10/chartex" xmlns:cx5="http://schemas.microsoft.com/office/drawing/2016/5/11/chartex" xmlns:cx6="http://schemas.microsoft.com/office/drawing/2016/5/12/chartex" xmlns:cx7="http://schemas.microsoft.com/office/drawing/2016/5/13/chartex" xmlns:cx8="http://schemas.microsoft.com/office/drawing/2016/5/14/chartex" xmlns:mc="http://schemas.openxmlformats.org/markup-compatibility/2006" xmlns:aink="http://schemas.microsoft.com/office/drawing/2016/ink" xmlns:am3d="http://schemas.microsoft.com/office/drawing/2017/model3d" xmlns:o="urn:schemas-microsoft-com:office:office" xmlns:oel="http://schemas.microsoft.com/office/2019/extlst" xmlns:r="http://schemas.openxmlformats.org/officeDocument/2006/relationships" xmlns:m="http://schemas.openxmlformats.org/officeDocument/2006/math" xmlns:v="urn:schemas-microsoft-com:vml" xmlns:wp14="http://schemas.microsoft.com/office/word/2010/wordprocessingDrawing" xmlns:wp="http://schemas.openxmlformats.org/drawingml/2006/wordprocessingDrawing" xmlns:w10="urn:schemas-microsoft-com:office:word" xmlns:w="http://schemas.openxmlformats.org/wordprocessingml/2006/main" xmlns:w14="http://schemas.microsoft.com/office/word/2010/wordml" xmlns:w15="http://schemas.microsoft.com/office/word/2012/wordml" xmlns:w16cei="http://schemas.microsoft.com/office/word/2026/wordml/cei" xmlns:w16cex="http://schemas.microsoft.com/office/word/2018/wordml/cex" xmlns:w16cid="http://schemas.microsoft.com/office/word/2016/wordml/cid" xmlns:w16="http://schemas.microsoft.com/office/word/2018/wordml" xmlns:w16du="http://schemas.microsoft.com/office/word/2023/wordml/word16du" xmlns:w16sdtdh="http://schemas.microsoft.com/office/word/2020/wordml/sdtdatahash" xmlns:w16sdtfl="http://schemas.microsoft.com/office/word/2024/wordml/sdtformatlock" xmlns:w16se="http://schemas.microsoft.com/office/word/2015/wordml/symex" xmlns:wpg="http://schemas.microsoft.com/office/word/2010/wordprocessingGroup" xmlns:wpi="http://schemas.microsoft.com/office/word/2010/wordprocessingInk" xmlns:wne="http://schemas.microsoft.com/office/word/2006/wordml" xmlns:wps="http://schemas.microsoft.com/office/word/2010/wordprocessingShape" mc:Ignorable="w14 w15 w16se w16cid w16 w16cex w16sdtdh w16sdtfl w16du wp14">
   <w:body>
     <w:p>
       <w:pPr>
-        <w:pStyle w:val="Heading1"/>
+        <w:pStyle w:val="Heading2"/>
+        <w:rPr>
+          <w:rFonts w:ascii="Times New Roman" w:hAnsi="Times New Roman" w:cs="Times New Roman"/>
+          <w:sz w:val="24"/>
+          <w:szCs w:val="24"/>
+        </w:rPr>
+      </w:pPr>
+      <w:proofErr w:type="spellStart"/>
+      <w:r>
+        <w:t>Presimulation</w:t>
+      </w:r>
+      <w:proofErr w:type="spellEnd"/>
+      <w:r>
+        <w:t xml:space="preserve"> Activity</w:t>
+      </w:r>
+      <w:r>
+        <w:t xml:space="preserve"> 3: Palpation and</w:t>
+      </w:r>
+      <w:r>
+        <w:t xml:space="preserve"> </w:t>
+      </w:r>
+      <w:r>
+        <w:t>Anatomy</w:t>
+      </w:r>
+    </w:p>
+    <w:p>
+      <w:pPr>
         <w:spacing w:after="0" w:line="480" w:lineRule="auto"/>
         <w:rPr>
           <w:rFonts w:ascii="Times New Roman" w:hAnsi="Times New Roman" w:cs="Times New Roman"/>
@@ -15,83 +41,6 @@
       </w:pPr>
       <w:r>
         <w:rPr>
-          <w:rFonts w:ascii="Times New Roman" w:eastAsia="Times New Roman" w:hAnsi="Times New Roman" w:cs="Times New Roman"/>
-          <w:color w:val="000000"/>
-          <w:sz w:val="24"/>
-          <w:szCs w:val="24"/>
-        </w:rPr>
-        <w:t/>
-      </w:r>
-      <w:proofErr w:type="spellStart"/>
-      <w:r>
-        <w:rPr>
-          <w:rFonts w:ascii="Times New Roman" w:eastAsia="Times New Roman" w:hAnsi="Times New Roman" w:cs="Times New Roman"/>
-          <w:color w:val="000000"/>
-          <w:sz w:val="24"/>
-          <w:szCs w:val="24"/>
-        </w:rPr>
-        <w:t>Presimulation</w:t>
-      </w:r>
-      <w:proofErr w:type="spellEnd"/>
-      <w:r>
-        <w:rPr>
-          <w:rFonts w:ascii="Times New Roman" w:eastAsia="Times New Roman" w:hAnsi="Times New Roman" w:cs="Times New Roman"/>
-          <w:color w:val="000000"/>
-          <w:sz w:val="24"/>
-          <w:szCs w:val="24"/>
-        </w:rPr>
-        <w:t xml:space="preserve"> Activity</w:t>
-      </w:r>
-      <w:r>
-        <w:rPr>
-          <w:rFonts w:ascii="Times New Roman" w:eastAsia="Times New Roman" w:hAnsi="Times New Roman" w:cs="Times New Roman"/>
-          <w:color w:val="000000"/>
-          <w:sz w:val="24"/>
-          <w:szCs w:val="24"/>
-        </w:rPr>
-        <w:t xml:space="preserve"> 3: Palpation</w:t>
-      </w:r>
-      <w:r>
-        <w:rPr>
-          <w:rFonts w:ascii="Times New Roman" w:hAnsi="Times New Roman" w:cs="Times New Roman"/>
-          <w:color w:val="000000"/>
-          <w:sz w:val="24"/>
-          <w:szCs w:val="24"/>
-        </w:rPr>
-        <w:t xml:space="preserve"> and</w:t>
-      </w:r>
-      <w:r>
-        <w:rPr>
-          <w:rFonts w:ascii="Times New Roman" w:hAnsi="Times New Roman" w:cs="Times New Roman"/>
-          <w:color w:val="000000"/>
-          <w:sz w:val="24"/>
-          <w:szCs w:val="24"/>
-        </w:rPr>
-        <w:t xml:space="preserve"> </w:t>
-      </w:r>
-      <w:r>
-        <w:rPr>
-          <w:rFonts w:ascii="Times New Roman" w:hAnsi="Times New Roman" w:cs="Times New Roman"/>
-          <w:color w:val="000000"/>
-          <w:sz w:val="24"/>
-          <w:szCs w:val="24"/>
-        </w:rPr>
-        <w:t>Anatomy</w:t>
-      </w:r>
-    </w:p>
-    <w:p>
-      <w:pPr>
-        <w:spacing w:after="0" w:line="480" w:lineRule="auto"/>
-        <w:rPr>
-          <w:rFonts w:ascii="Times New Roman" w:hAnsi="Times New Roman" w:cs="Times New Roman"/>
-          <w:color w:val="000000"/>
-          <w:sz w:val="24"/>
-          <w:szCs w:val="24"/>
-        </w:rPr>
-      </w:pPr>
-      <w:r>
-        <w:rPr>
-          <w:rFonts w:ascii="Times New Roman" w:hAnsi="Times New Roman" w:cs="Times New Roman"/>
           <w:color w:val="000000"/>
           <w:sz w:val="24"/>
           <w:szCs w:val="24"/>
@@ -113,10 +62,11 @@
       </w:pPr>
       <w:r>
         <w:rPr>
-          <w:rFonts w:ascii="Times New Roman" w:hAnsi="Times New Roman" w:cs="Times New Roman"/>
+          <w:rFonts w:ascii="Aptos" w:eastAsia="Aptos" w:hAnsi="Aptos" w:cs="Aptos"/>
           <w:b/>
           <w:bCs/>
           <w:color w:val="0A2F41" w:themeColor="accent1" w:themeShade="80"/>
+          <w:szCs w:val="40"/>
         </w:rPr>
         <w:t>Anatomy</w:t>
       </w:r>
@@ -129,8 +79,8 @@
         <w:tblLook w:val="04A0" w:firstRow="1" w:lastRow="0" w:firstColumn="1" w:lastColumn="0" w:noHBand="0" w:noVBand="1"/>
       </w:tblPr>
       <w:tblGrid>
-        <w:gridCol w:w="2245"/>
-        <w:gridCol w:w="1890"/>
+        <w:gridCol w:w="2425"/>
+        <w:gridCol w:w="1710"/>
         <w:gridCol w:w="1800"/>
         <w:gridCol w:w="1707"/>
         <w:gridCol w:w="1708"/>
@@ -141,7 +91,7 @@
         </w:trPr>
         <w:tc>
           <w:tcPr>
-            <w:tcW w:w="2245" w:type="dxa"/>
+            <w:tcW w:w="2425" w:type="dxa"/>
             <w:shd w:val="clear" w:color="auto" w:fill="A73023"/>
           </w:tcPr>
           <w:p>
@@ -158,7 +108,6 @@
             </w:pPr>
             <w:r>
               <w:rPr>
-                <w:rFonts w:ascii="Times New Roman" w:hAnsi="Times New Roman" w:cs="Times New Roman"/>
                 <w:b/>
                 <w:bCs/>
                 <w:color w:val="FFFFFF" w:themeColor="background1"/>
@@ -171,7 +120,7 @@
         </w:tc>
         <w:tc>
           <w:tcPr>
-            <w:tcW w:w="1890" w:type="dxa"/>
+            <w:tcW w:w="1710" w:type="dxa"/>
             <w:shd w:val="clear" w:color="auto" w:fill="A73023"/>
           </w:tcPr>
           <w:p>
@@ -188,7 +137,6 @@
             </w:pPr>
             <w:r>
               <w:rPr>
-                <w:rFonts w:ascii="Times New Roman" w:hAnsi="Times New Roman" w:cs="Times New Roman"/>
                 <w:b/>
                 <w:bCs/>
                 <w:color w:val="FFFFFF" w:themeColor="background1"/>
@@ -218,7 +166,6 @@
             </w:pPr>
             <w:r>
               <w:rPr>
-                <w:rFonts w:ascii="Times New Roman" w:hAnsi="Times New Roman" w:cs="Times New Roman"/>
                 <w:b/>
                 <w:bCs/>
                 <w:color w:val="FFFFFF" w:themeColor="background1"/>
@@ -248,7 +195,6 @@
             </w:pPr>
             <w:r>
               <w:rPr>
-                <w:rFonts w:ascii="Times New Roman" w:hAnsi="Times New Roman" w:cs="Times New Roman"/>
                 <w:b/>
                 <w:bCs/>
                 <w:color w:val="FFFFFF" w:themeColor="background1"/>
@@ -278,7 +224,6 @@
             </w:pPr>
             <w:r>
               <w:rPr>
-                <w:rFonts w:ascii="Times New Roman" w:hAnsi="Times New Roman" w:cs="Times New Roman"/>
                 <w:b/>
                 <w:bCs/>
                 <w:color w:val="FFFFFF" w:themeColor="background1"/>
@@ -296,7 +241,7 @@
         </w:trPr>
         <w:tc>
           <w:tcPr>
-            <w:tcW w:w="2245" w:type="dxa"/>
+            <w:tcW w:w="2425" w:type="dxa"/>
             <w:shd w:val="clear" w:color="auto" w:fill="EDD2C4"/>
           </w:tcPr>
           <w:p>
@@ -310,7 +255,6 @@
             </w:pPr>
             <w:r>
               <w:rPr>
-                <w:rFonts w:ascii="Times New Roman" w:hAnsi="Times New Roman" w:cs="Times New Roman"/>
                 <w:color w:val="000000"/>
                 <w:sz w:val="24"/>
                 <w:szCs w:val="24"/>
@@ -321,7 +265,7 @@
         </w:tc>
         <w:tc>
           <w:tcPr>
-            <w:tcW w:w="1890" w:type="dxa"/>
+            <w:tcW w:w="1710" w:type="dxa"/>
           </w:tcPr>
           <w:p>
             <w:pPr>
@@ -383,7 +327,7 @@
         </w:trPr>
         <w:tc>
           <w:tcPr>
-            <w:tcW w:w="2245" w:type="dxa"/>
+            <w:tcW w:w="2425" w:type="dxa"/>
             <w:shd w:val="clear" w:color="auto" w:fill="EDD2C4"/>
           </w:tcPr>
           <w:p>
@@ -397,7 +341,6 @@
             </w:pPr>
             <w:r>
               <w:rPr>
-                <w:rFonts w:ascii="Times New Roman" w:hAnsi="Times New Roman" w:cs="Times New Roman"/>
                 <w:color w:val="000000"/>
                 <w:sz w:val="24"/>
                 <w:szCs w:val="24"/>
@@ -408,7 +351,7 @@
         </w:tc>
         <w:tc>
           <w:tcPr>
-            <w:tcW w:w="1890" w:type="dxa"/>
+            <w:tcW w:w="1710" w:type="dxa"/>
           </w:tcPr>
           <w:p>
             <w:pPr>
@@ -470,7 +413,7 @@
         </w:trPr>
         <w:tc>
           <w:tcPr>
-            <w:tcW w:w="2245" w:type="dxa"/>
+            <w:tcW w:w="2425" w:type="dxa"/>
             <w:shd w:val="clear" w:color="auto" w:fill="EDD2C4"/>
           </w:tcPr>
           <w:p>
@@ -484,7 +427,6 @@
             </w:pPr>
             <w:r>
               <w:rPr>
-                <w:rFonts w:ascii="Times New Roman" w:hAnsi="Times New Roman" w:cs="Times New Roman"/>
                 <w:color w:val="000000"/>
                 <w:sz w:val="24"/>
                 <w:szCs w:val="24"/>
@@ -495,7 +437,7 @@
         </w:tc>
         <w:tc>
           <w:tcPr>
-            <w:tcW w:w="1890" w:type="dxa"/>
+            <w:tcW w:w="1710" w:type="dxa"/>
           </w:tcPr>
           <w:p>
             <w:pPr>
@@ -557,7 +499,7 @@
         </w:trPr>
         <w:tc>
           <w:tcPr>
-            <w:tcW w:w="2245" w:type="dxa"/>
+            <w:tcW w:w="2425" w:type="dxa"/>
             <w:shd w:val="clear" w:color="auto" w:fill="EDD2C4"/>
           </w:tcPr>
           <w:p>
@@ -571,7 +513,6 @@
             </w:pPr>
             <w:r>
               <w:rPr>
-                <w:rFonts w:ascii="Times New Roman" w:hAnsi="Times New Roman" w:cs="Times New Roman"/>
                 <w:color w:val="000000"/>
                 <w:sz w:val="24"/>
                 <w:szCs w:val="24"/>
@@ -582,7 +523,7 @@
         </w:tc>
         <w:tc>
           <w:tcPr>
-            <w:tcW w:w="1890" w:type="dxa"/>
+            <w:tcW w:w="1710" w:type="dxa"/>
           </w:tcPr>
           <w:p>
             <w:pPr>
@@ -644,7 +585,7 @@
         </w:trPr>
         <w:tc>
           <w:tcPr>
-            <w:tcW w:w="2245" w:type="dxa"/>
+            <w:tcW w:w="2425" w:type="dxa"/>
             <w:shd w:val="clear" w:color="auto" w:fill="EDD2C4"/>
           </w:tcPr>
           <w:p>
@@ -658,7 +599,6 @@
             </w:pPr>
             <w:r>
               <w:rPr>
-                <w:rFonts w:ascii="Times New Roman" w:hAnsi="Times New Roman" w:cs="Times New Roman"/>
                 <w:color w:val="000000"/>
                 <w:sz w:val="24"/>
                 <w:szCs w:val="24"/>
@@ -669,7 +609,7 @@
         </w:tc>
         <w:tc>
           <w:tcPr>
-            <w:tcW w:w="1890" w:type="dxa"/>
+            <w:tcW w:w="1710" w:type="dxa"/>
           </w:tcPr>
           <w:p>
             <w:pPr>
@@ -731,7 +671,7 @@
         </w:trPr>
         <w:tc>
           <w:tcPr>
-            <w:tcW w:w="2245" w:type="dxa"/>
+            <w:tcW w:w="2425" w:type="dxa"/>
             <w:shd w:val="clear" w:color="auto" w:fill="EDD2C4"/>
           </w:tcPr>
           <w:p>
@@ -745,7 +685,6 @@
             </w:pPr>
             <w:r>
               <w:rPr>
-                <w:rFonts w:ascii="Times New Roman" w:hAnsi="Times New Roman" w:cs="Times New Roman"/>
                 <w:color w:val="000000"/>
                 <w:sz w:val="24"/>
                 <w:szCs w:val="24"/>
@@ -756,7 +695,7 @@
         </w:tc>
         <w:tc>
           <w:tcPr>
-            <w:tcW w:w="1890" w:type="dxa"/>
+            <w:tcW w:w="1710" w:type="dxa"/>
           </w:tcPr>
           <w:p>
             <w:pPr>
@@ -818,7 +757,7 @@
         </w:trPr>
         <w:tc>
           <w:tcPr>
-            <w:tcW w:w="2245" w:type="dxa"/>
+            <w:tcW w:w="2425" w:type="dxa"/>
             <w:shd w:val="clear" w:color="auto" w:fill="EDD2C4"/>
           </w:tcPr>
           <w:p>
@@ -832,7 +771,6 @@
             </w:pPr>
             <w:r>
               <w:rPr>
-                <w:rFonts w:ascii="Times New Roman" w:hAnsi="Times New Roman" w:cs="Times New Roman"/>
                 <w:color w:val="000000"/>
                 <w:sz w:val="24"/>
                 <w:szCs w:val="24"/>
@@ -843,7 +781,7 @@
         </w:tc>
         <w:tc>
           <w:tcPr>
-            <w:tcW w:w="1890" w:type="dxa"/>
+            <w:tcW w:w="1710" w:type="dxa"/>
           </w:tcPr>
           <w:p>
             <w:pPr>
@@ -905,7 +843,7 @@
         </w:trPr>
         <w:tc>
           <w:tcPr>
-            <w:tcW w:w="2245" w:type="dxa"/>
+            <w:tcW w:w="2425" w:type="dxa"/>
             <w:shd w:val="clear" w:color="auto" w:fill="EDD2C4"/>
           </w:tcPr>
           <w:p>
@@ -919,7 +857,6 @@
             </w:pPr>
             <w:r>
               <w:rPr>
-                <w:rFonts w:ascii="Times New Roman" w:hAnsi="Times New Roman" w:cs="Times New Roman"/>
                 <w:color w:val="000000"/>
                 <w:sz w:val="24"/>
                 <w:szCs w:val="24"/>
@@ -930,7 +867,7 @@
         </w:tc>
         <w:tc>
           <w:tcPr>
-            <w:tcW w:w="1890" w:type="dxa"/>
+            <w:tcW w:w="1710" w:type="dxa"/>
           </w:tcPr>
           <w:p>
             <w:pPr>
@@ -992,7 +929,7 @@
         </w:trPr>
         <w:tc>
           <w:tcPr>
-            <w:tcW w:w="2245" w:type="dxa"/>
+            <w:tcW w:w="2425" w:type="dxa"/>
             <w:shd w:val="clear" w:color="auto" w:fill="EDD2C4"/>
           </w:tcPr>
           <w:p>
@@ -1006,7 +943,6 @@
             </w:pPr>
             <w:r>
               <w:rPr>
-                <w:rFonts w:ascii="Times New Roman" w:hAnsi="Times New Roman" w:cs="Times New Roman"/>
                 <w:color w:val="000000"/>
                 <w:sz w:val="24"/>
                 <w:szCs w:val="24"/>
@@ -1017,7 +953,7 @@
         </w:tc>
         <w:tc>
           <w:tcPr>
-            <w:tcW w:w="1890" w:type="dxa"/>
+            <w:tcW w:w="1710" w:type="dxa"/>
           </w:tcPr>
           <w:p>
             <w:pPr>
@@ -1079,7 +1015,7 @@
         </w:trPr>
         <w:tc>
           <w:tcPr>
-            <w:tcW w:w="2245" w:type="dxa"/>
+            <w:tcW w:w="2425" w:type="dxa"/>
             <w:shd w:val="clear" w:color="auto" w:fill="EDD2C4"/>
           </w:tcPr>
           <w:p>
@@ -1093,7 +1029,6 @@
             </w:pPr>
             <w:r>
               <w:rPr>
-                <w:rFonts w:ascii="Times New Roman" w:hAnsi="Times New Roman" w:cs="Times New Roman"/>
                 <w:color w:val="000000"/>
                 <w:sz w:val="24"/>
                 <w:szCs w:val="24"/>
@@ -1104,7 +1039,7 @@
         </w:tc>
         <w:tc>
           <w:tcPr>
-            <w:tcW w:w="1890" w:type="dxa"/>
+            <w:tcW w:w="1710" w:type="dxa"/>
           </w:tcPr>
           <w:p>
             <w:pPr>
@@ -1166,7 +1101,7 @@
         </w:trPr>
         <w:tc>
           <w:tcPr>
-            <w:tcW w:w="2245" w:type="dxa"/>
+            <w:tcW w:w="2425" w:type="dxa"/>
             <w:shd w:val="clear" w:color="auto" w:fill="EDD2C4"/>
           </w:tcPr>
           <w:p>
@@ -1180,7 +1115,6 @@
             </w:pPr>
             <w:r>
               <w:rPr>
-                <w:rFonts w:ascii="Times New Roman" w:hAnsi="Times New Roman" w:cs="Times New Roman"/>
                 <w:color w:val="000000"/>
                 <w:sz w:val="24"/>
                 <w:szCs w:val="24"/>
@@ -1191,7 +1125,7 @@
         </w:tc>
         <w:tc>
           <w:tcPr>
-            <w:tcW w:w="1890" w:type="dxa"/>
+            <w:tcW w:w="1710" w:type="dxa"/>
           </w:tcPr>
           <w:p>
             <w:pPr>
@@ -1253,7 +1187,7 @@
         </w:trPr>
         <w:tc>
           <w:tcPr>
-            <w:tcW w:w="2245" w:type="dxa"/>
+            <w:tcW w:w="2425" w:type="dxa"/>
             <w:shd w:val="clear" w:color="auto" w:fill="EDD2C4"/>
           </w:tcPr>
           <w:p>
@@ -1267,7 +1201,6 @@
             </w:pPr>
             <w:r>
               <w:rPr>
-                <w:rFonts w:ascii="Times New Roman" w:hAnsi="Times New Roman" w:cs="Times New Roman"/>
                 <w:color w:val="000000"/>
                 <w:sz w:val="24"/>
                 <w:szCs w:val="24"/>
@@ -1276,7 +1209,6 @@
             </w:r>
             <w:r>
               <w:rPr>
-                <w:rFonts w:ascii="Times New Roman" w:hAnsi="Times New Roman" w:cs="Times New Roman"/>
                 <w:color w:val="000000"/>
                 <w:sz w:val="24"/>
                 <w:szCs w:val="24"/>
@@ -1287,7 +1219,7 @@
         </w:tc>
         <w:tc>
           <w:tcPr>
-            <w:tcW w:w="1890" w:type="dxa"/>
+            <w:tcW w:w="1710" w:type="dxa"/>
           </w:tcPr>
           <w:p>
             <w:pPr>
@@ -1369,7 +1301,6 @@
       </w:pPr>
       <w:r>
         <w:rPr>
-          <w:rFonts w:ascii="Times New Roman" w:eastAsia="Times New Roman" w:hAnsi="Times New Roman" w:cs="Times New Roman"/>
           <w:b/>
           <w:bCs/>
           <w:color w:val="000000"/>
@@ -1391,7 +1322,6 @@
       </w:pPr>
       <w:r>
         <w:rPr>
-          <w:rFonts w:ascii="Times New Roman" w:hAnsi="Times New Roman" w:cs="Times New Roman"/>
           <w:color w:val="000000"/>
           <w:sz w:val="24"/>
           <w:szCs w:val="24"/>
@@ -1412,7 +1342,7 @@
 </file>
 
 <file path=word/endnotes.xml><?xml version="1.0" encoding="utf-8"?>
-<w:endnotes xmlns:wpc="http://schemas.microsoft.com/office/word/2010/wordprocessingCanvas" xmlns:cx="http://schemas.microsoft.com/office/drawing/2014/chartex" xmlns:cx1="http://schemas.microsoft.com/office/drawing/2015/9/8/chartex" xmlns:cx2="http://schemas.microsoft.com/office/drawing/2015/10/21/chartex" xmlns:cx3="http://schemas.microsoft.com/office/drawing/2016/5/9/chartex" xmlns:cx4="http://schemas.microsoft.com/office/drawing/2016/5/10/chartex" xmlns:cx5="http://schemas.microsoft.com/office/drawing/2016/5/11/chartex" xmlns:cx6="http://schemas.microsoft.com/office/drawing/2016/5/12/chartex" xmlns:cx7="http://schemas.microsoft.com/office/drawing/2016/5/13/chartex" xmlns:cx8="http://schemas.microsoft.com/office/drawing/2016/5/14/chartex" xmlns:mc="http://schemas.openxmlformats.org/markup-compatibility/2006" xmlns:aink="http://schemas.microsoft.com/office/drawing/2016/ink" xmlns:am3d="http://schemas.microsoft.com/office/drawing/2017/model3d" xmlns:o="urn:schemas-microsoft-com:office:office" xmlns:oel="http://schemas.microsoft.com/office/2019/extlst" xmlns:r="http://schemas.openxmlformats.org/officeDocument/2006/relationships" xmlns:m="http://schemas.openxmlformats.org/officeDocument/2006/math" xmlns:v="urn:schemas-microsoft-com:vml" xmlns:wp14="http://schemas.microsoft.com/office/word/2010/wordprocessingDrawing" xmlns:wp="http://schemas.openxmlformats.org/drawingml/2006/wordprocessingDrawing" xmlns:w10="urn:schemas-microsoft-com:office:word" xmlns:w="http://schemas.openxmlformats.org/wordprocessingml/2006/main" xmlns:w14="http://schemas.microsoft.com/office/word/2010/wordml" xmlns:w15="http://schemas.microsoft.com/office/word/2012/wordml" xmlns:w16cex="http://schemas.microsoft.com/office/word/2018/wordml/cex" xmlns:w16cid="http://schemas.microsoft.com/office/word/2016/wordml/cid" xmlns:w16="http://schemas.microsoft.com/office/word/2018/wordml" xmlns:w16du="http://schemas.microsoft.com/office/word/2023/wordml/word16du" xmlns:w16sdtdh="http://schemas.microsoft.com/office/word/2020/wordml/sdtdatahash" xmlns:w16sdtfl="http://schemas.microsoft.com/office/word/2024/wordml/sdtformatlock" xmlns:w16se="http://schemas.microsoft.com/office/word/2015/wordml/symex" xmlns:wpg="http://schemas.microsoft.com/office/word/2010/wordprocessingGroup" xmlns:wpi="http://schemas.microsoft.com/office/word/2010/wordprocessingInk" xmlns:wne="http://schemas.microsoft.com/office/word/2006/wordml" xmlns:wps="http://schemas.microsoft.com/office/word/2010/wordprocessingShape" mc:Ignorable="w14 w15 w16se w16cid w16 w16cex w16sdtdh w16sdtfl w16du wp14">
+<w:endnotes xmlns:wpc="http://schemas.microsoft.com/office/word/2010/wordprocessingCanvas" xmlns:cx="http://schemas.microsoft.com/office/drawing/2014/chartex" xmlns:cx1="http://schemas.microsoft.com/office/drawing/2015/9/8/chartex" xmlns:cx2="http://schemas.microsoft.com/office/drawing/2015/10/21/chartex" xmlns:cx3="http://schemas.microsoft.com/office/drawing/2016/5/9/chartex" xmlns:cx4="http://schemas.microsoft.com/office/drawing/2016/5/10/chartex" xmlns:cx5="http://schemas.microsoft.com/office/drawing/2016/5/11/chartex" xmlns:cx6="http://schemas.microsoft.com/office/drawing/2016/5/12/chartex" xmlns:cx7="http://schemas.microsoft.com/office/drawing/2016/5/13/chartex" xmlns:cx8="http://schemas.microsoft.com/office/drawing/2016/5/14/chartex" xmlns:mc="http://schemas.openxmlformats.org/markup-compatibility/2006" xmlns:aink="http://schemas.microsoft.com/office/drawing/2016/ink" xmlns:am3d="http://schemas.microsoft.com/office/drawing/2017/model3d" xmlns:o="urn:schemas-microsoft-com:office:office" xmlns:oel="http://schemas.microsoft.com/office/2019/extlst" xmlns:r="http://schemas.openxmlformats.org/officeDocument/2006/relationships" xmlns:m="http://schemas.openxmlformats.org/officeDocument/2006/math" xmlns:v="urn:schemas-microsoft-com:vml" xmlns:wp14="http://schemas.microsoft.com/office/word/2010/wordprocessingDrawing" xmlns:wp="http://schemas.openxmlformats.org/drawingml/2006/wordprocessingDrawing" xmlns:w10="urn:schemas-microsoft-com:office:word" xmlns:w="http://schemas.openxmlformats.org/wordprocessingml/2006/main" xmlns:w14="http://schemas.microsoft.com/office/word/2010/wordml" xmlns:w15="http://schemas.microsoft.com/office/word/2012/wordml" xmlns:w16cei="http://schemas.microsoft.com/office/word/2026/wordml/cei" xmlns:w16cex="http://schemas.microsoft.com/office/word/2018/wordml/cex" xmlns:w16cid="http://schemas.microsoft.com/office/word/2016/wordml/cid" xmlns:w16="http://schemas.microsoft.com/office/word/2018/wordml" xmlns:w16du="http://schemas.microsoft.com/office/word/2023/wordml/word16du" xmlns:w16sdtdh="http://schemas.microsoft.com/office/word/2020/wordml/sdtdatahash" xmlns:w16sdtfl="http://schemas.microsoft.com/office/word/2024/wordml/sdtformatlock" xmlns:w16se="http://schemas.microsoft.com/office/word/2015/wordml/symex" xmlns:wpg="http://schemas.microsoft.com/office/word/2010/wordprocessingGroup" xmlns:wpi="http://schemas.microsoft.com/office/word/2010/wordprocessingInk" xmlns:wne="http://schemas.microsoft.com/office/word/2006/wordml" xmlns:wps="http://schemas.microsoft.com/office/word/2010/wordprocessingShape" mc:Ignorable="w14 w15 w16se w16cid w16 w16cex w16sdtdh w16sdtfl w16du wp14">
   <w:endnote w:type="separator" w:id="-1">
     <w:p>
       <w:pPr>
@@ -1437,7 +1367,7 @@
 </file>
 
 <file path=word/footer1.xml><?xml version="1.0" encoding="utf-8"?>
-<w:ftr xmlns:wpc="http://schemas.microsoft.com/office/word/2010/wordprocessingCanvas" xmlns:cx="http://schemas.microsoft.com/office/drawing/2014/chartex" xmlns:cx1="http://schemas.microsoft.com/office/drawing/2015/9/8/chartex" xmlns:cx2="http://schemas.microsoft.com/office/drawing/2015/10/21/chartex" xmlns:cx3="http://schemas.microsoft.com/office/drawing/2016/5/9/chartex" xmlns:cx4="http://schemas.microsoft.com/office/drawing/2016/5/10/chartex" xmlns:cx5="http://schemas.microsoft.com/office/drawing/2016/5/11/chartex" xmlns:cx6="http://schemas.microsoft.com/office/drawing/2016/5/12/chartex" xmlns:cx7="http://schemas.microsoft.com/office/drawing/2016/5/13/chartex" xmlns:cx8="http://schemas.microsoft.com/office/drawing/2016/5/14/chartex" xmlns:mc="http://schemas.openxmlformats.org/markup-compatibility/2006" xmlns:aink="http://schemas.microsoft.com/office/drawing/2016/ink" xmlns:am3d="http://schemas.microsoft.com/office/drawing/2017/model3d" xmlns:o="urn:schemas-microsoft-com:office:office" xmlns:oel="http://schemas.microsoft.com/office/2019/extlst" xmlns:r="http://schemas.openxmlformats.org/officeDocument/2006/relationships" xmlns:m="http://schemas.openxmlformats.org/officeDocument/2006/math" xmlns:v="urn:schemas-microsoft-com:vml" xmlns:wp14="http://schemas.microsoft.com/office/word/2010/wordprocessingDrawing" xmlns:wp="http://schemas.openxmlformats.org/drawingml/2006/wordprocessingDrawing" xmlns:w10="urn:schemas-microsoft-com:office:word" xmlns:w="http://schemas.openxmlformats.org/wordprocessingml/2006/main" xmlns:w14="http://schemas.microsoft.com/office/word/2010/wordml" xmlns:w15="http://schemas.microsoft.com/office/word/2012/wordml" xmlns:w16cex="http://schemas.microsoft.com/office/word/2018/wordml/cex" xmlns:w16cid="http://schemas.microsoft.com/office/word/2016/wordml/cid" xmlns:w16="http://schemas.microsoft.com/office/word/2018/wordml" xmlns:w16du="http://schemas.microsoft.com/office/word/2023/wordml/word16du" xmlns:w16sdtdh="http://schemas.microsoft.com/office/word/2020/wordml/sdtdatahash" xmlns:w16sdtfl="http://schemas.microsoft.com/office/word/2024/wordml/sdtformatlock" xmlns:w16se="http://schemas.microsoft.com/office/word/2015/wordml/symex" xmlns:wpg="http://schemas.microsoft.com/office/word/2010/wordprocessingGroup" xmlns:wpi="http://schemas.microsoft.com/office/word/2010/wordprocessingInk" xmlns:wne="http://schemas.microsoft.com/office/word/2006/wordml" xmlns:wps="http://schemas.microsoft.com/office/word/2010/wordprocessingShape" mc:Ignorable="w14 w15 w16se w16cid w16 w16cex w16sdtdh w16sdtfl w16du wp14">
+<w:ftr xmlns:wpc="http://schemas.microsoft.com/office/word/2010/wordprocessingCanvas" xmlns:cx="http://schemas.microsoft.com/office/drawing/2014/chartex" xmlns:cx1="http://schemas.microsoft.com/office/drawing/2015/9/8/chartex" xmlns:cx2="http://schemas.microsoft.com/office/drawing/2015/10/21/chartex" xmlns:cx3="http://schemas.microsoft.com/office/drawing/2016/5/9/chartex" xmlns:cx4="http://schemas.microsoft.com/office/drawing/2016/5/10/chartex" xmlns:cx5="http://schemas.microsoft.com/office/drawing/2016/5/11/chartex" xmlns:cx6="http://schemas.microsoft.com/office/drawing/2016/5/12/chartex" xmlns:cx7="http://schemas.microsoft.com/office/drawing/2016/5/13/chartex" xmlns:cx8="http://schemas.microsoft.com/office/drawing/2016/5/14/chartex" xmlns:mc="http://schemas.openxmlformats.org/markup-compatibility/2006" xmlns:aink="http://schemas.microsoft.com/office/drawing/2016/ink" xmlns:am3d="http://schemas.microsoft.com/office/drawing/2017/model3d" xmlns:o="urn:schemas-microsoft-com:office:office" xmlns:oel="http://schemas.microsoft.com/office/2019/extlst" xmlns:r="http://schemas.openxmlformats.org/officeDocument/2006/relationships" xmlns:m="http://schemas.openxmlformats.org/officeDocument/2006/math" xmlns:v="urn:schemas-microsoft-com:vml" xmlns:wp14="http://schemas.microsoft.com/office/word/2010/wordprocessingDrawing" xmlns:wp="http://schemas.openxmlformats.org/drawingml/2006/wordprocessingDrawing" xmlns:w10="urn:schemas-microsoft-com:office:word" xmlns:w="http://schemas.openxmlformats.org/wordprocessingml/2006/main" xmlns:w14="http://schemas.microsoft.com/office/word/2010/wordml" xmlns:w15="http://schemas.microsoft.com/office/word/2012/wordml" xmlns:w16cei="http://schemas.microsoft.com/office/word/2026/wordml/cei" xmlns:w16cex="http://schemas.microsoft.com/office/word/2018/wordml/cex" xmlns:w16cid="http://schemas.microsoft.com/office/word/2016/wordml/cid" xmlns:w16="http://schemas.microsoft.com/office/word/2018/wordml" xmlns:w16du="http://schemas.microsoft.com/office/word/2023/wordml/word16du" xmlns:w16sdtdh="http://schemas.microsoft.com/office/word/2020/wordml/sdtdatahash" xmlns:w16sdtfl="http://schemas.microsoft.com/office/word/2024/wordml/sdtformatlock" xmlns:w16se="http://schemas.microsoft.com/office/word/2015/wordml/symex" xmlns:wpg="http://schemas.microsoft.com/office/word/2010/wordprocessingGroup" xmlns:wpi="http://schemas.microsoft.com/office/word/2010/wordprocessingInk" xmlns:wne="http://schemas.microsoft.com/office/word/2006/wordml" xmlns:wps="http://schemas.microsoft.com/office/word/2010/wordprocessingShape" mc:Ignorable="w14 w15 w16se w16cid w16 w16cex w16sdtdh w16sdtfl w16du wp14">
   <w:sdt>
     <w:sdtPr>
       <w:rPr>
@@ -1484,6 +1414,7 @@
         <w:r>
           <w:rPr>
             <w:rStyle w:val="PageNumber"/>
+            <w:rFonts w:ascii="Aptos" w:eastAsia="Aptos" w:hAnsi="Aptos" w:cs="Aptos"/>
             <w:noProof/>
           </w:rPr>
           <w:t>10</w:t>
@@ -1507,27 +1438,49 @@
 </file>
 
 <file path=word/footer2.xml><?xml version="1.0" encoding="utf-8"?>
-<w:ftr xmlns:wpc="http://schemas.microsoft.com/office/word/2010/wordprocessingCanvas" xmlns:cx="http://schemas.microsoft.com/office/drawing/2014/chartex" xmlns:cx1="http://schemas.microsoft.com/office/drawing/2015/9/8/chartex" xmlns:cx2="http://schemas.microsoft.com/office/drawing/2015/10/21/chartex" xmlns:cx3="http://schemas.microsoft.com/office/drawing/2016/5/9/chartex" xmlns:cx4="http://schemas.microsoft.com/office/drawing/2016/5/10/chartex" xmlns:cx5="http://schemas.microsoft.com/office/drawing/2016/5/11/chartex" xmlns:cx6="http://schemas.microsoft.com/office/drawing/2016/5/12/chartex" xmlns:cx7="http://schemas.microsoft.com/office/drawing/2016/5/13/chartex" xmlns:cx8="http://schemas.microsoft.com/office/drawing/2016/5/14/chartex" xmlns:mc="http://schemas.openxmlformats.org/markup-compatibility/2006" xmlns:aink="http://schemas.microsoft.com/office/drawing/2016/ink" xmlns:am3d="http://schemas.microsoft.com/office/drawing/2017/model3d" xmlns:o="urn:schemas-microsoft-com:office:office" xmlns:oel="http://schemas.microsoft.com/office/2019/extlst" xmlns:r="http://schemas.openxmlformats.org/officeDocument/2006/relationships" xmlns:m="http://schemas.openxmlformats.org/officeDocument/2006/math" xmlns:v="urn:schemas-microsoft-com:vml" xmlns:wp14="http://schemas.microsoft.com/office/word/2010/wordprocessingDrawing" xmlns:wp="http://schemas.openxmlformats.org/drawingml/2006/wordprocessingDrawing" xmlns:w10="urn:schemas-microsoft-com:office:word" xmlns:w="http://schemas.openxmlformats.org/wordprocessingml/2006/main" xmlns:w14="http://schemas.microsoft.com/office/word/2010/wordml" xmlns:w15="http://schemas.microsoft.com/office/word/2012/wordml" xmlns:w16cex="http://schemas.microsoft.com/office/word/2018/wordml/cex" xmlns:w16cid="http://schemas.microsoft.com/office/word/2016/wordml/cid" xmlns:w16="http://schemas.microsoft.com/office/word/2018/wordml" xmlns:w16du="http://schemas.microsoft.com/office/word/2023/wordml/word16du" xmlns:w16sdtdh="http://schemas.microsoft.com/office/word/2020/wordml/sdtdatahash" xmlns:w16sdtfl="http://schemas.microsoft.com/office/word/2024/wordml/sdtformatlock" xmlns:w16se="http://schemas.microsoft.com/office/word/2015/wordml/symex" xmlns:wpg="http://schemas.microsoft.com/office/word/2010/wordprocessingGroup" xmlns:wpi="http://schemas.microsoft.com/office/word/2010/wordprocessingInk" xmlns:wne="http://schemas.microsoft.com/office/word/2006/wordml" xmlns:wps="http://schemas.microsoft.com/office/word/2010/wordprocessingShape" mc:Ignorable="w14 w15 w16se w16cid w16 w16cex w16sdtdh w16sdtfl w16du wp14">
+<w:ftr xmlns:wpc="http://schemas.microsoft.com/office/word/2010/wordprocessingCanvas" xmlns:cx="http://schemas.microsoft.com/office/drawing/2014/chartex" xmlns:cx1="http://schemas.microsoft.com/office/drawing/2015/9/8/chartex" xmlns:cx2="http://schemas.microsoft.com/office/drawing/2015/10/21/chartex" xmlns:cx3="http://schemas.microsoft.com/office/drawing/2016/5/9/chartex" xmlns:cx4="http://schemas.microsoft.com/office/drawing/2016/5/10/chartex" xmlns:cx5="http://schemas.microsoft.com/office/drawing/2016/5/11/chartex" xmlns:cx6="http://schemas.microsoft.com/office/drawing/2016/5/12/chartex" xmlns:cx7="http://schemas.microsoft.com/office/drawing/2016/5/13/chartex" xmlns:cx8="http://schemas.microsoft.com/office/drawing/2016/5/14/chartex" xmlns:mc="http://schemas.openxmlformats.org/markup-compatibility/2006" xmlns:aink="http://schemas.microsoft.com/office/drawing/2016/ink" xmlns:am3d="http://schemas.microsoft.com/office/drawing/2017/model3d" xmlns:o="urn:schemas-microsoft-com:office:office" xmlns:oel="http://schemas.microsoft.com/office/2019/extlst" xmlns:r="http://schemas.openxmlformats.org/officeDocument/2006/relationships" xmlns:m="http://schemas.openxmlformats.org/officeDocument/2006/math" xmlns:v="urn:schemas-microsoft-com:vml" xmlns:wp14="http://schemas.microsoft.com/office/word/2010/wordprocessingDrawing" xmlns:wp="http://schemas.openxmlformats.org/drawingml/2006/wordprocessingDrawing" xmlns:w10="urn:schemas-microsoft-com:office:word" xmlns:w="http://schemas.openxmlformats.org/wordprocessingml/2006/main" xmlns:w14="http://schemas.microsoft.com/office/word/2010/wordml" xmlns:w15="http://schemas.microsoft.com/office/word/2012/wordml" xmlns:w16cei="http://schemas.microsoft.com/office/word/2026/wordml/cei" xmlns:w16cex="http://schemas.microsoft.com/office/word/2018/wordml/cex" xmlns:w16cid="http://schemas.microsoft.com/office/word/2016/wordml/cid" xmlns:w16="http://schemas.microsoft.com/office/word/2018/wordml" xmlns:w16du="http://schemas.microsoft.com/office/word/2023/wordml/word16du" xmlns:w16sdtdh="http://schemas.microsoft.com/office/word/2020/wordml/sdtdatahash" xmlns:w16sdtfl="http://schemas.microsoft.com/office/word/2024/wordml/sdtformatlock" xmlns:w16se="http://schemas.microsoft.com/office/word/2015/wordml/symex" xmlns:wpg="http://schemas.microsoft.com/office/word/2010/wordprocessingGroup" xmlns:wpi="http://schemas.microsoft.com/office/word/2010/wordprocessingInk" xmlns:wne="http://schemas.microsoft.com/office/word/2006/wordml" xmlns:wps="http://schemas.microsoft.com/office/word/2010/wordprocessingShape" mc:Ignorable="w14 w15 w16se w16cid w16 w16cex w16sdtdh w16sdtfl w16du wp14">
   <w:p>
     <w:pPr>
-      <w:pStyle w:val="Footer"/>
+      <w:spacing w:after="0" w:line="240" w:lineRule="auto"/>
       <w:ind w:right="360"/>
-      <w:jc w:val="left"/>
       <w:rPr>
         <w:sz w:val="16"/>
         <w:szCs w:val="16"/>
       </w:rPr>
     </w:pPr>
     <w:r>
+      <w:rPr>
+        <w:sz w:val="18"/>
+      </w:rPr>
       <w:t xml:space="preserve">From J.M. Larson and H.L. Stedge, </w:t>
     </w:r>
     <w:r>
       <w:rPr>
         <w:i/>
-      </w:rPr>
-      <w:t>Clinical Simulations for the Athletic Trainer HKPropel Access</w:t>
+        <w:sz w:val="18"/>
+      </w:rPr>
+      <w:t xml:space="preserve">Clinical Simulations for the Athletic Trainer </w:t>
+    </w:r>
+    <w:proofErr w:type="spellStart"/>
+    <w:r>
+      <w:rPr>
+        <w:i/>
+        <w:sz w:val="18"/>
+      </w:rPr>
+      <w:t>HKPropel</w:t>
+    </w:r>
+    <w:proofErr w:type="spellEnd"/>
+    <w:r>
+      <w:rPr>
+        <w:i/>
+        <w:sz w:val="18"/>
+      </w:rPr>
+      <w:t xml:space="preserve"> Access</w:t>
     </w:r>
     <w:r>
+      <w:rPr>
+        <w:sz w:val="18"/>
+      </w:rPr>
       <w:t xml:space="preserve"> (Human Kinetics, 2027).</w:t>
     </w:r>
   </w:p>
@@ -1535,7 +1488,7 @@
 </file>
 
 <file path=word/footnotes.xml><?xml version="1.0" encoding="utf-8"?>
-<w:footnotes xmlns:wpc="http://schemas.microsoft.com/office/word/2010/wordprocessingCanvas" xmlns:cx="http://schemas.microsoft.com/office/drawing/2014/chartex" xmlns:cx1="http://schemas.microsoft.com/office/drawing/2015/9/8/chartex" xmlns:cx2="http://schemas.microsoft.com/office/drawing/2015/10/21/chartex" xmlns:cx3="http://schemas.microsoft.com/office/drawing/2016/5/9/chartex" xmlns:cx4="http://schemas.microsoft.com/office/drawing/2016/5/10/chartex" xmlns:cx5="http://schemas.microsoft.com/office/drawing/2016/5/11/chartex" xmlns:cx6="http://schemas.microsoft.com/office/drawing/2016/5/12/chartex" xmlns:cx7="http://schemas.microsoft.com/office/drawing/2016/5/13/chartex" xmlns:cx8="http://schemas.microsoft.com/office/drawing/2016/5/14/chartex" xmlns:mc="http://schemas.openxmlformats.org/markup-compatibility/2006" xmlns:aink="http://schemas.microsoft.com/office/drawing/2016/ink" xmlns:am3d="http://schemas.microsoft.com/office/drawing/2017/model3d" xmlns:o="urn:schemas-microsoft-com:office:office" xmlns:oel="http://schemas.microsoft.com/office/2019/extlst" xmlns:r="http://schemas.openxmlformats.org/officeDocument/2006/relationships" xmlns:m="http://schemas.openxmlformats.org/officeDocument/2006/math" xmlns:v="urn:schemas-microsoft-com:vml" xmlns:wp14="http://schemas.microsoft.com/office/word/2010/wordprocessingDrawing" xmlns:wp="http://schemas.openxmlformats.org/drawingml/2006/wordprocessingDrawing" xmlns:w10="urn:schemas-microsoft-com:office:word" xmlns:w="http://schemas.openxmlformats.org/wordprocessingml/2006/main" xmlns:w14="http://schemas.microsoft.com/office/word/2010/wordml" xmlns:w15="http://schemas.microsoft.com/office/word/2012/wordml" xmlns:w16cex="http://schemas.microsoft.com/office/word/2018/wordml/cex" xmlns:w16cid="http://schemas.microsoft.com/office/word/2016/wordml/cid" xmlns:w16="http://schemas.microsoft.com/office/word/2018/wordml" xmlns:w16du="http://schemas.microsoft.com/office/word/2023/wordml/word16du" xmlns:w16sdtdh="http://schemas.microsoft.com/office/word/2020/wordml/sdtdatahash" xmlns:w16sdtfl="http://schemas.microsoft.com/office/word/2024/wordml/sdtformatlock" xmlns:w16se="http://schemas.microsoft.com/office/word/2015/wordml/symex" xmlns:wpg="http://schemas.microsoft.com/office/word/2010/wordprocessingGroup" xmlns:wpi="http://schemas.microsoft.com/office/word/2010/wordprocessingInk" xmlns:wne="http://schemas.microsoft.com/office/word/2006/wordml" xmlns:wps="http://schemas.microsoft.com/office/word/2010/wordprocessingShape" mc:Ignorable="w14 w15 w16se w16cid w16 w16cex w16sdtdh w16sdtfl w16du wp14">
+<w:footnotes xmlns:wpc="http://schemas.microsoft.com/office/word/2010/wordprocessingCanvas" xmlns:cx="http://schemas.microsoft.com/office/drawing/2014/chartex" xmlns:cx1="http://schemas.microsoft.com/office/drawing/2015/9/8/chartex" xmlns:cx2="http://schemas.microsoft.com/office/drawing/2015/10/21/chartex" xmlns:cx3="http://schemas.microsoft.com/office/drawing/2016/5/9/chartex" xmlns:cx4="http://schemas.microsoft.com/office/drawing/2016/5/10/chartex" xmlns:cx5="http://schemas.microsoft.com/office/drawing/2016/5/11/chartex" xmlns:cx6="http://schemas.microsoft.com/office/drawing/2016/5/12/chartex" xmlns:cx7="http://schemas.microsoft.com/office/drawing/2016/5/13/chartex" xmlns:cx8="http://schemas.microsoft.com/office/drawing/2016/5/14/chartex" xmlns:mc="http://schemas.openxmlformats.org/markup-compatibility/2006" xmlns:aink="http://schemas.microsoft.com/office/drawing/2016/ink" xmlns:am3d="http://schemas.microsoft.com/office/drawing/2017/model3d" xmlns:o="urn:schemas-microsoft-com:office:office" xmlns:oel="http://schemas.microsoft.com/office/2019/extlst" xmlns:r="http://schemas.openxmlformats.org/officeDocument/2006/relationships" xmlns:m="http://schemas.openxmlformats.org/officeDocument/2006/math" xmlns:v="urn:schemas-microsoft-com:vml" xmlns:wp14="http://schemas.microsoft.com/office/word/2010/wordprocessingDrawing" xmlns:wp="http://schemas.openxmlformats.org/drawingml/2006/wordprocessingDrawing" xmlns:w10="urn:schemas-microsoft-com:office:word" xmlns:w="http://schemas.openxmlformats.org/wordprocessingml/2006/main" xmlns:w14="http://schemas.microsoft.com/office/word/2010/wordml" xmlns:w15="http://schemas.microsoft.com/office/word/2012/wordml" xmlns:w16cei="http://schemas.microsoft.com/office/word/2026/wordml/cei" xmlns:w16cex="http://schemas.microsoft.com/office/word/2018/wordml/cex" xmlns:w16cid="http://schemas.microsoft.com/office/word/2016/wordml/cid" xmlns:w16="http://schemas.microsoft.com/office/word/2018/wordml" xmlns:w16du="http://schemas.microsoft.com/office/word/2023/wordml/word16du" xmlns:w16sdtdh="http://schemas.microsoft.com/office/word/2020/wordml/sdtdatahash" xmlns:w16sdtfl="http://schemas.microsoft.com/office/word/2024/wordml/sdtformatlock" xmlns:w16se="http://schemas.microsoft.com/office/word/2015/wordml/symex" xmlns:wpg="http://schemas.microsoft.com/office/word/2010/wordprocessingGroup" xmlns:wpi="http://schemas.microsoft.com/office/word/2010/wordprocessingInk" xmlns:wne="http://schemas.microsoft.com/office/word/2006/wordml" xmlns:wps="http://schemas.microsoft.com/office/word/2010/wordprocessingShape" mc:Ignorable="w14 w15 w16se w16cid w16 w16cex w16sdtdh w16sdtfl w16du wp14">
   <w:footnote w:type="separator" w:id="-1">
     <w:p>
       <w:pPr>
@@ -1560,7 +1513,7 @@
 </file>
 
 <file path=word/numbering.xml><?xml version="1.0" encoding="utf-8"?>
-<w:numbering xmlns:wpc="http://schemas.microsoft.com/office/word/2010/wordprocessingCanvas" xmlns:cx="http://schemas.microsoft.com/office/drawing/2014/chartex" xmlns:cx1="http://schemas.microsoft.com/office/drawing/2015/9/8/chartex" xmlns:cx2="http://schemas.microsoft.com/office/drawing/2015/10/21/chartex" xmlns:cx3="http://schemas.microsoft.com/office/drawing/2016/5/9/chartex" xmlns:cx4="http://schemas.microsoft.com/office/drawing/2016/5/10/chartex" xmlns:cx5="http://schemas.microsoft.com/office/drawing/2016/5/11/chartex" xmlns:cx6="http://schemas.microsoft.com/office/drawing/2016/5/12/chartex" xmlns:cx7="http://schemas.microsoft.com/office/drawing/2016/5/13/chartex" xmlns:cx8="http://schemas.microsoft.com/office/drawing/2016/5/14/chartex" xmlns:mc="http://schemas.openxmlformats.org/markup-compatibility/2006" xmlns:aink="http://schemas.microsoft.com/office/drawing/2016/ink" xmlns:am3d="http://schemas.microsoft.com/office/drawing/2017/model3d" xmlns:o="urn:schemas-microsoft-com:office:office" xmlns:oel="http://schemas.microsoft.com/office/2019/extlst" xmlns:r="http://schemas.openxmlformats.org/officeDocument/2006/relationships" xmlns:m="http://schemas.openxmlformats.org/officeDocument/2006/math" xmlns:v="urn:schemas-microsoft-com:vml" xmlns:wp14="http://schemas.microsoft.com/office/word/2010/wordprocessingDrawing" xmlns:wp="http://schemas.openxmlformats.org/drawingml/2006/wordprocessingDrawing" xmlns:w10="urn:schemas-microsoft-com:office:word" xmlns:w="http://schemas.openxmlformats.org/wordprocessingml/2006/main" xmlns:w14="http://schemas.microsoft.com/office/word/2010/wordml" xmlns:w15="http://schemas.microsoft.com/office/word/2012/wordml" xmlns:w16cex="http://schemas.microsoft.com/office/word/2018/wordml/cex" xmlns:w16cid="http://schemas.microsoft.com/office/word/2016/wordml/cid" xmlns:w16="http://schemas.microsoft.com/office/word/2018/wordml" xmlns:w16du="http://schemas.microsoft.com/office/word/2023/wordml/word16du" xmlns:w16sdtdh="http://schemas.microsoft.com/office/word/2020/wordml/sdtdatahash" xmlns:w16sdtfl="http://schemas.microsoft.com/office/word/2024/wordml/sdtformatlock" xmlns:w16se="http://schemas.microsoft.com/office/word/2015/wordml/symex" xmlns:wpg="http://schemas.microsoft.com/office/word/2010/wordprocessingGroup" xmlns:wpi="http://schemas.microsoft.com/office/word/2010/wordprocessingInk" xmlns:wne="http://schemas.microsoft.com/office/word/2006/wordml" xmlns:wps="http://schemas.microsoft.com/office/word/2010/wordprocessingShape" mc:Ignorable="w14 w15 w16se w16cid w16 w16cex w16sdtdh w16sdtfl w16du wp14">
+<w:numbering xmlns:wpc="http://schemas.microsoft.com/office/word/2010/wordprocessingCanvas" xmlns:cx="http://schemas.microsoft.com/office/drawing/2014/chartex" xmlns:cx1="http://schemas.microsoft.com/office/drawing/2015/9/8/chartex" xmlns:cx2="http://schemas.microsoft.com/office/drawing/2015/10/21/chartex" xmlns:cx3="http://schemas.microsoft.com/office/drawing/2016/5/9/chartex" xmlns:cx4="http://schemas.microsoft.com/office/drawing/2016/5/10/chartex" xmlns:cx5="http://schemas.microsoft.com/office/drawing/2016/5/11/chartex" xmlns:cx6="http://schemas.microsoft.com/office/drawing/2016/5/12/chartex" xmlns:cx7="http://schemas.microsoft.com/office/drawing/2016/5/13/chartex" xmlns:cx8="http://schemas.microsoft.com/office/drawing/2016/5/14/chartex" xmlns:mc="http://schemas.openxmlformats.org/markup-compatibility/2006" xmlns:aink="http://schemas.microsoft.com/office/drawing/2016/ink" xmlns:am3d="http://schemas.microsoft.com/office/drawing/2017/model3d" xmlns:o="urn:schemas-microsoft-com:office:office" xmlns:oel="http://schemas.microsoft.com/office/2019/extlst" xmlns:r="http://schemas.openxmlformats.org/officeDocument/2006/relationships" xmlns:m="http://schemas.openxmlformats.org/officeDocument/2006/math" xmlns:v="urn:schemas-microsoft-com:vml" xmlns:wp14="http://schemas.microsoft.com/office/word/2010/wordprocessingDrawing" xmlns:wp="http://schemas.openxmlformats.org/drawingml/2006/wordprocessingDrawing" xmlns:w10="urn:schemas-microsoft-com:office:word" xmlns:w="http://schemas.openxmlformats.org/wordprocessingml/2006/main" xmlns:w14="http://schemas.microsoft.com/office/word/2010/wordml" xmlns:w15="http://schemas.microsoft.com/office/word/2012/wordml" xmlns:w16cei="http://schemas.microsoft.com/office/word/2026/wordml/cei" xmlns:w16cex="http://schemas.microsoft.com/office/word/2018/wordml/cex" xmlns:w16cid="http://schemas.microsoft.com/office/word/2016/wordml/cid" xmlns:w16="http://schemas.microsoft.com/office/word/2018/wordml" xmlns:w16du="http://schemas.microsoft.com/office/word/2023/wordml/word16du" xmlns:w16sdtdh="http://schemas.microsoft.com/office/word/2020/wordml/sdtdatahash" xmlns:w16sdtfl="http://schemas.microsoft.com/office/word/2024/wordml/sdtformatlock" xmlns:w16se="http://schemas.microsoft.com/office/word/2015/wordml/symex" xmlns:wpg="http://schemas.microsoft.com/office/word/2010/wordprocessingGroup" xmlns:wpi="http://schemas.microsoft.com/office/word/2010/wordprocessingInk" xmlns:wne="http://schemas.microsoft.com/office/word/2006/wordml" xmlns:wps="http://schemas.microsoft.com/office/word/2010/wordprocessingShape" mc:Ignorable="w14 w15 w16se w16cid w16 w16cex w16sdtdh w16sdtfl w16du wp14">
   <w:abstractNum w:abstractNumId="0" w15:restartNumberingAfterBreak="0">
     <w:nsid w:val="CB015C33"/>
     <w:multiLevelType w:val="hybridMultilevel"/>
@@ -3661,6 +3614,9 @@
     <w:name w:val="Normal"/>
     <w:qFormat/>
     <w:rsid w:val="00524132"/>
+    <w:rPr>
+      <w:rFonts w:ascii="Aptos" w:eastAsia="Aptos" w:hAnsi="Aptos" w:cs="Aptos"/>
+    </w:rPr>
   </w:style>
   <w:style w:type="paragraph" w:styleId="Heading1">
     <w:name w:val="heading 1"/>
@@ -3701,7 +3657,7 @@
     <w:rPr>
       <w:rFonts w:asciiTheme="majorHAnsi" w:eastAsiaTheme="majorEastAsia" w:hAnsiTheme="majorHAnsi" w:cstheme="majorBidi"/>
       <w:color w:val="0F4761" w:themeColor="accent1" w:themeShade="BF"/>
-      <w:sz w:val="32"/>
+      <w:sz w:val="40"/>
       <w:szCs w:val="32"/>
     </w:rPr>
   </w:style>
@@ -3724,7 +3680,7 @@
     <w:rPr>
       <w:rFonts w:eastAsiaTheme="majorEastAsia" w:cstheme="majorBidi"/>
       <w:color w:val="0F4761" w:themeColor="accent1" w:themeShade="BF"/>
-      <w:sz w:val="28"/>
+      <w:sz w:val="40"/>
       <w:szCs w:val="28"/>
     </w:rPr>
   </w:style>
@@ -3749,6 +3705,7 @@
       <w:i/>
       <w:iCs/>
       <w:color w:val="0F4761" w:themeColor="accent1" w:themeShade="BF"/>
+      <w:sz w:val="40"/>
     </w:rPr>
   </w:style>
   <w:style w:type="paragraph" w:styleId="Heading5">
@@ -3770,6 +3727,7 @@
     <w:rPr>
       <w:rFonts w:eastAsiaTheme="majorEastAsia" w:cstheme="majorBidi"/>
       <w:color w:val="0F4761" w:themeColor="accent1" w:themeShade="BF"/>
+      <w:sz w:val="40"/>
     </w:rPr>
   </w:style>
   <w:style w:type="paragraph" w:styleId="Heading6">
@@ -3793,6 +3751,7 @@
       <w:i/>
       <w:iCs/>
       <w:color w:val="595959" w:themeColor="text1" w:themeTint="A6"/>
+      <w:sz w:val="40"/>
     </w:rPr>
   </w:style>
   <w:style w:type="paragraph" w:styleId="Heading7">
@@ -3814,6 +3773,7 @@
     <w:rPr>
       <w:rFonts w:eastAsiaTheme="majorEastAsia" w:cstheme="majorBidi"/>
       <w:color w:val="595959" w:themeColor="text1" w:themeTint="A6"/>
+      <w:sz w:val="40"/>
     </w:rPr>
   </w:style>
   <w:style w:type="paragraph" w:styleId="Heading8">
@@ -3837,6 +3797,7 @@
       <w:i/>
       <w:iCs/>
       <w:color w:val="272727" w:themeColor="text1" w:themeTint="D8"/>
+      <w:sz w:val="40"/>
     </w:rPr>
   </w:style>
   <w:style w:type="paragraph" w:styleId="Heading9">
@@ -3858,6 +3819,7 @@
     <w:rPr>
       <w:rFonts w:eastAsiaTheme="majorEastAsia" w:cstheme="majorBidi"/>
       <w:color w:val="272727" w:themeColor="text1" w:themeTint="D8"/>
+      <w:sz w:val="40"/>
     </w:rPr>
   </w:style>
   <w:style w:type="character" w:default="1" w:styleId="DefaultParagraphFont">
